--- a/test_data/real_data/0.0.1.0/PEG_dummy_submission_data_explanation.docx
+++ b/test_data/real_data/0.0.1.0/PEG_dummy_submission_data_explanation.docx
@@ -214,7 +214,7 @@
         <w:t>metadata_</w:t>
       </w:r>
       <w:r>
-        <w:t>_Aragam_</w:t>
+        <w:t>Aragam_</w:t>
       </w:r>
       <w:r>
         <w:t>PEGSt000007.xlsx</w:t>
